--- a/report.docx
+++ b/report.docx
@@ -26,6 +26,7 @@
         <w:rPr>
           <w:sz w:val="50"/>
           <w:szCs w:val="50"/>
+          <w:lang w:val="el-GR"/>
         </w:rPr>
       </w:pPr>
       <w:r>
@@ -40,6 +41,15 @@
       <w:pPr>
         <w:jc w:val="center"/>
         <w:rPr>
+          <w:sz w:val="50"/>
+          <w:szCs w:val="50"/>
+          <w:lang w:val="el-GR"/>
+        </w:rPr>
+      </w:pPr>
+    </w:p>
+    <w:p>
+      <w:pPr>
+        <w:rPr>
           <w:sz w:val="36"/>
           <w:szCs w:val="36"/>
           <w:lang w:val="el-GR"/>
@@ -51,21 +61,55 @@
           <w:szCs w:val="36"/>
           <w:lang w:val="el-GR"/>
         </w:rPr>
-        <w:t xml:space="preserve">Ιωάννα Καλαντζή, </w:t>
-      </w:r>
-      <w:r>
+        <w:t>Ομάδα:</w:t>
+      </w:r>
+    </w:p>
+    <w:p>
+      <w:pPr>
+        <w:jc w:val="center"/>
         <w:rPr>
           <w:sz w:val="36"/>
           <w:szCs w:val="36"/>
-        </w:rPr>
-        <w:t>p</w:t>
-      </w:r>
+          <w:lang w:val="el-GR"/>
+        </w:rPr>
+      </w:pPr>
       <w:r>
         <w:rPr>
           <w:sz w:val="36"/>
           <w:szCs w:val="36"/>
           <w:lang w:val="el-GR"/>
         </w:rPr>
+        <w:t>Ιωάννα Καλαντζή</w:t>
+      </w:r>
+      <w:r>
+        <w:rPr>
+          <w:sz w:val="36"/>
+          <w:szCs w:val="36"/>
+          <w:lang w:val="el-GR"/>
+        </w:rPr>
+        <w:t xml:space="preserve">                </w:t>
+      </w:r>
+      <w:r>
+        <w:rPr>
+          <w:sz w:val="36"/>
+          <w:szCs w:val="36"/>
+          <w:lang w:val="el-GR"/>
+        </w:rPr>
+        <w:t xml:space="preserve"> </w:t>
+      </w:r>
+      <w:r>
+        <w:rPr>
+          <w:sz w:val="36"/>
+          <w:szCs w:val="36"/>
+        </w:rPr>
+        <w:t>p</w:t>
+      </w:r>
+      <w:r>
+        <w:rPr>
+          <w:sz w:val="36"/>
+          <w:szCs w:val="36"/>
+          <w:lang w:val="el-GR"/>
+        </w:rPr>
         <w:t>3210057</w:t>
       </w:r>
     </w:p>
@@ -84,14 +128,15 @@
           <w:szCs w:val="36"/>
           <w:lang w:val="el-GR"/>
         </w:rPr>
-        <w:t xml:space="preserve">Σοφία-Ζωή Σωτηρίου, </w:t>
+        <w:t>Σοφία-Ζωή Σωτηρίου</w:t>
       </w:r>
       <w:r>
         <w:rPr>
           <w:sz w:val="36"/>
           <w:szCs w:val="36"/>
-        </w:rPr>
-        <w:t>p</w:t>
+          <w:lang w:val="el-GR"/>
+        </w:rPr>
+        <w:t xml:space="preserve">       </w:t>
       </w:r>
       <w:r>
         <w:rPr>
@@ -99,10 +144,45 @@
           <w:szCs w:val="36"/>
           <w:lang w:val="el-GR"/>
         </w:rPr>
+        <w:t xml:space="preserve"> </w:t>
+      </w:r>
+      <w:r>
+        <w:rPr>
+          <w:sz w:val="36"/>
+          <w:szCs w:val="36"/>
+        </w:rPr>
+        <w:t>p</w:t>
+      </w:r>
+      <w:r>
+        <w:rPr>
+          <w:sz w:val="36"/>
+          <w:szCs w:val="36"/>
+          <w:lang w:val="el-GR"/>
+        </w:rPr>
         <w:t>3210192</w:t>
       </w:r>
     </w:p>
-    <w:p/>
+    <w:p>
+      <w:pPr>
+        <w:rPr>
+          <w:lang w:val="el-GR"/>
+        </w:rPr>
+      </w:pPr>
+    </w:p>
+    <w:p>
+      <w:pPr>
+        <w:rPr>
+          <w:lang w:val="el-GR"/>
+        </w:rPr>
+      </w:pPr>
+    </w:p>
+    <w:p>
+      <w:pPr>
+        <w:rPr>
+          <w:lang w:val="el-GR"/>
+        </w:rPr>
+      </w:pPr>
+    </w:p>
     <w:p>
       <w:pPr>
         <w:pStyle w:val="ListParagraph"/>
@@ -110,6 +190,7 @@
           <w:ilvl w:val="0"/>
           <w:numId w:val="2"/>
         </w:numPr>
+        <w:jc w:val="both"/>
         <w:rPr>
           <w:b/>
           <w:bCs/>
@@ -129,6 +210,7 @@
     </w:p>
     <w:p>
       <w:pPr>
+        <w:jc w:val="both"/>
         <w:rPr>
           <w:lang w:val="el-GR"/>
         </w:rPr>
@@ -225,6 +307,7 @@
           <w:ilvl w:val="0"/>
           <w:numId w:val="3"/>
         </w:numPr>
+        <w:jc w:val="both"/>
         <w:rPr>
           <w:lang w:val="el-GR"/>
         </w:rPr>
@@ -469,6 +552,7 @@
           <w:ilvl w:val="0"/>
           <w:numId w:val="3"/>
         </w:numPr>
+        <w:jc w:val="both"/>
         <w:rPr>
           <w:lang w:val="el-GR"/>
         </w:rPr>
@@ -828,7 +912,14 @@
         <w:t xml:space="preserve">. </w:t>
       </w:r>
     </w:p>
-    <w:p/>
+    <w:p>
+      <w:pPr>
+        <w:jc w:val="both"/>
+        <w:rPr>
+          <w:lang w:val="el-GR"/>
+        </w:rPr>
+      </w:pPr>
+    </w:p>
     <w:p>
       <w:pPr>
         <w:pStyle w:val="ListParagraph"/>
@@ -836,6 +927,7 @@
           <w:ilvl w:val="0"/>
           <w:numId w:val="2"/>
         </w:numPr>
+        <w:jc w:val="both"/>
         <w:rPr>
           <w:b/>
           <w:bCs/>
@@ -864,6 +956,7 @@
     </w:p>
     <w:p>
       <w:pPr>
+        <w:jc w:val="both"/>
         <w:rPr>
           <w:lang w:val="el-GR"/>
         </w:rPr>
@@ -961,6 +1054,7 @@
     </w:p>
     <w:p>
       <w:pPr>
+        <w:jc w:val="both"/>
         <w:rPr>
           <w:lang w:val="el-GR"/>
         </w:rPr>
@@ -1057,6 +1151,15 @@
     </w:p>
     <w:p>
       <w:pPr>
+        <w:jc w:val="both"/>
+        <w:rPr>
+          <w:lang w:val="el-GR"/>
+        </w:rPr>
+      </w:pPr>
+    </w:p>
+    <w:p>
+      <w:pPr>
+        <w:jc w:val="both"/>
         <w:rPr>
           <w:lang w:val="el-GR"/>
         </w:rPr>
@@ -1069,6 +1172,7 @@
           <w:ilvl w:val="0"/>
           <w:numId w:val="2"/>
         </w:numPr>
+        <w:jc w:val="both"/>
         <w:rPr>
           <w:b/>
           <w:bCs/>
@@ -1083,11 +1187,13 @@
           <w:sz w:val="28"/>
           <w:szCs w:val="28"/>
         </w:rPr>
+        <w:lastRenderedPageBreak/>
         <w:t xml:space="preserve">Project Structure </w:t>
       </w:r>
     </w:p>
     <w:p>
       <w:pPr>
+        <w:jc w:val="both"/>
         <w:rPr>
           <w:lang w:val="el-GR"/>
         </w:rPr>
@@ -1275,6 +1381,7 @@
           <w:ilvl w:val="0"/>
           <w:numId w:val="5"/>
         </w:numPr>
+        <w:jc w:val="both"/>
         <w:rPr>
           <w:b/>
           <w:bCs/>
@@ -1364,15 +1471,6 @@
         </w:rPr>
         <w:t xml:space="preserve">. </w:t>
       </w:r>
-    </w:p>
-    <w:p>
-      <w:pPr>
-        <w:rPr>
-          <w:b/>
-          <w:bCs/>
-          <w:lang w:val="el-GR"/>
-        </w:rPr>
-      </w:pPr>
     </w:p>
     <w:p>
       <w:pPr>
@@ -1381,6 +1479,7 @@
           <w:ilvl w:val="0"/>
           <w:numId w:val="5"/>
         </w:numPr>
+        <w:jc w:val="both"/>
         <w:rPr>
           <w:b/>
           <w:bCs/>
@@ -1423,12 +1522,25 @@
         <w:rPr>
           <w:lang w:val="el-GR"/>
         </w:rPr>
-        <w:t xml:space="preserve">Χειρίζεται όλες τις λειτουργίες του προγράμματος. Υ στις εξής βασικές λειτουργίες: </w:t>
+        <w:t xml:space="preserve">Χειρίζεται όλες τις λειτουργίες του προγράμματος. </w:t>
+      </w:r>
+      <w:r>
+        <w:rPr>
+          <w:lang w:val="el-GR"/>
+        </w:rPr>
+        <w:t xml:space="preserve">Περιέχει τις </w:t>
+      </w:r>
+      <w:r>
+        <w:rPr>
+          <w:lang w:val="el-GR"/>
+        </w:rPr>
+        <w:t xml:space="preserve">εξής βασικές λειτουργίες: </w:t>
       </w:r>
     </w:p>
     <w:p>
       <w:pPr>
         <w:pStyle w:val="ListParagraph"/>
+        <w:jc w:val="both"/>
         <w:rPr>
           <w:b/>
           <w:bCs/>
@@ -1443,6 +1555,7 @@
           <w:ilvl w:val="0"/>
           <w:numId w:val="6"/>
         </w:numPr>
+        <w:jc w:val="both"/>
         <w:rPr>
           <w:b/>
           <w:bCs/>
@@ -1563,6 +1676,7 @@
           <w:ilvl w:val="0"/>
           <w:numId w:val="6"/>
         </w:numPr>
+        <w:jc w:val="both"/>
         <w:rPr>
           <w:b/>
           <w:bCs/>
@@ -1847,6 +1961,7 @@
           <w:ilvl w:val="0"/>
           <w:numId w:val="6"/>
         </w:numPr>
+        <w:jc w:val="both"/>
         <w:rPr>
           <w:b/>
           <w:bCs/>
@@ -1963,6 +2078,7 @@
           <w:ilvl w:val="0"/>
           <w:numId w:val="6"/>
         </w:numPr>
+        <w:jc w:val="both"/>
         <w:rPr>
           <w:b/>
           <w:bCs/>
@@ -2213,6 +2329,7 @@
           <w:ilvl w:val="0"/>
           <w:numId w:val="6"/>
         </w:numPr>
+        <w:jc w:val="both"/>
         <w:rPr>
           <w:b/>
           <w:bCs/>
@@ -2272,6 +2389,7 @@
           <w:ilvl w:val="0"/>
           <w:numId w:val="6"/>
         </w:numPr>
+        <w:jc w:val="both"/>
         <w:rPr>
           <w:b/>
           <w:bCs/>
@@ -2468,6 +2586,7 @@
           <w:ilvl w:val="0"/>
           <w:numId w:val="6"/>
         </w:numPr>
+        <w:jc w:val="both"/>
         <w:rPr>
           <w:b/>
           <w:bCs/>
@@ -2663,6 +2782,7 @@
           <w:ilvl w:val="0"/>
           <w:numId w:val="6"/>
         </w:numPr>
+        <w:jc w:val="both"/>
         <w:rPr>
           <w:lang w:val="el-GR"/>
         </w:rPr>
@@ -2924,6 +3044,7 @@
           <w:ilvl w:val="0"/>
           <w:numId w:val="6"/>
         </w:numPr>
+        <w:jc w:val="both"/>
         <w:rPr>
           <w:lang w:val="el-GR"/>
         </w:rPr>
@@ -3044,6 +3165,7 @@
           <w:ilvl w:val="0"/>
           <w:numId w:val="6"/>
         </w:numPr>
+        <w:jc w:val="both"/>
         <w:rPr>
           <w:lang w:val="el-GR"/>
         </w:rPr>
@@ -3137,12 +3259,6 @@
           <w:lang w:val="el-GR"/>
         </w:rPr>
         <w:t xml:space="preserve"> </w:t>
-      </w:r>
-      <w:r>
-        <w:rPr>
-          <w:lang w:val="el-GR"/>
-        </w:rPr>
-        <w:t xml:space="preserve">άλλου </w:t>
       </w:r>
       <w:r>
         <w:t>kit</w:t>
@@ -3206,6 +3322,7 @@
           <w:ilvl w:val="0"/>
           <w:numId w:val="6"/>
         </w:numPr>
+        <w:jc w:val="both"/>
       </w:pPr>
       <w:r>
         <w:rPr>
@@ -3262,6 +3379,167 @@
     </w:p>
     <w:p>
       <w:pPr>
+        <w:jc w:val="both"/>
+        <w:rPr>
+          <w:lang w:val="el-GR"/>
+        </w:rPr>
+      </w:pPr>
+      <w:r>
+        <w:rPr>
+          <w:lang w:val="el-GR"/>
+        </w:rPr>
+        <w:t>Ο</w:t>
+      </w:r>
+      <w:r>
+        <w:t xml:space="preserve"> </w:t>
+      </w:r>
+      <w:r>
+        <w:rPr>
+          <w:lang w:val="el-GR"/>
+        </w:rPr>
+        <w:t>φάκελος</w:t>
+      </w:r>
+      <w:r>
+        <w:t xml:space="preserve"> </w:t>
+      </w:r>
+      <w:r>
+        <w:t>sounds</w:t>
+      </w:r>
+      <w:r>
+        <w:t xml:space="preserve"> </w:t>
+      </w:r>
+      <w:r>
+        <w:rPr>
+          <w:lang w:val="el-GR"/>
+        </w:rPr>
+        <w:t>περιέχει</w:t>
+      </w:r>
+      <w:r>
+        <w:t xml:space="preserve"> </w:t>
+      </w:r>
+      <w:r>
+        <w:rPr>
+          <w:lang w:val="el-GR"/>
+        </w:rPr>
+        <w:t>το</w:t>
+      </w:r>
+      <w:r>
+        <w:t xml:space="preserve"> </w:t>
+      </w:r>
+      <w:r>
+        <w:t>default</w:t>
+      </w:r>
+      <w:r>
+        <w:t xml:space="preserve"> </w:t>
+      </w:r>
+      <w:r>
+        <w:t>kit</w:t>
+      </w:r>
+      <w:r>
+        <w:t xml:space="preserve"> </w:t>
+      </w:r>
+      <w:r>
+        <w:rPr>
+          <w:lang w:val="el-GR"/>
+        </w:rPr>
+        <w:t>και</w:t>
+      </w:r>
+      <w:r>
+        <w:t xml:space="preserve"> </w:t>
+      </w:r>
+      <w:r>
+        <w:rPr>
+          <w:lang w:val="el-GR"/>
+        </w:rPr>
+        <w:t>τα</w:t>
+      </w:r>
+      <w:r>
+        <w:t xml:space="preserve"> 4 </w:t>
+      </w:r>
+      <w:r>
+        <w:t>Kits</w:t>
+      </w:r>
+      <w:r>
+        <w:t xml:space="preserve"> </w:t>
+      </w:r>
+      <w:r>
+        <w:rPr>
+          <w:lang w:val="el-GR"/>
+        </w:rPr>
+        <w:t>που</w:t>
+      </w:r>
+      <w:r>
+        <w:t xml:space="preserve"> </w:t>
+      </w:r>
+      <w:r>
+        <w:rPr>
+          <w:lang w:val="el-GR"/>
+        </w:rPr>
+        <w:t>προσφέρονται</w:t>
+      </w:r>
+      <w:r>
+        <w:t xml:space="preserve"> (</w:t>
+      </w:r>
+      <w:r>
+        <w:t>acoustic</w:t>
+      </w:r>
+      <w:r>
+        <w:t xml:space="preserve">, </w:t>
+      </w:r>
+      <w:r>
+        <w:t>electronic, vintage, lo-fi)</w:t>
+      </w:r>
+      <w:r>
+        <w:t xml:space="preserve">. </w:t>
+      </w:r>
+      <w:r>
+        <w:rPr>
+          <w:b/>
+          <w:bCs/>
+          <w:lang w:val="el-GR"/>
+        </w:rPr>
+        <w:t xml:space="preserve">Εμείς έχουμε και το </w:t>
+      </w:r>
+      <w:r>
+        <w:rPr>
+          <w:b/>
+          <w:bCs/>
+        </w:rPr>
+        <w:t>other</w:t>
+      </w:r>
+      <w:r>
+        <w:rPr>
+          <w:b/>
+          <w:bCs/>
+          <w:lang w:val="el-GR"/>
+        </w:rPr>
+        <w:t xml:space="preserve"> </w:t>
+      </w:r>
+      <w:r>
+        <w:rPr>
+          <w:b/>
+          <w:bCs/>
+        </w:rPr>
+        <w:t>samples</w:t>
+      </w:r>
+      <w:r>
+        <w:rPr>
+          <w:b/>
+          <w:bCs/>
+          <w:lang w:val="el-GR"/>
+        </w:rPr>
+        <w:t xml:space="preserve"> αλλά αυτό δεν θα είναι στο παραδοτέο. Η να είναι? Θέλω γνώμη</w:t>
+      </w:r>
+      <w:r>
+        <w:rPr>
+          <w:lang w:val="el-GR"/>
+        </w:rPr>
+        <w:t xml:space="preserve"> </w:t>
+      </w:r>
+    </w:p>
+    <w:p>
+      <w:pPr>
+        <w:jc w:val="both"/>
         <w:rPr>
           <w:lang w:val="el-GR"/>
         </w:rPr>
@@ -3274,6 +3552,7 @@
           <w:ilvl w:val="0"/>
           <w:numId w:val="2"/>
         </w:numPr>
+        <w:jc w:val="both"/>
         <w:rPr>
           <w:b/>
           <w:bCs/>
@@ -3287,6 +3566,7 @@
           <w:bCs/>
           <w:sz w:val="28"/>
           <w:szCs w:val="28"/>
+          <w:lang w:val="el-GR"/>
         </w:rPr>
         <w:t xml:space="preserve"> </w:t>
       </w:r>
@@ -3302,6 +3582,7 @@
     </w:p>
     <w:p>
       <w:pPr>
+        <w:jc w:val="both"/>
         <w:rPr>
           <w:lang w:val="el-GR"/>
         </w:rPr>
@@ -3575,7 +3856,14 @@
         <w:t>).</w:t>
       </w:r>
     </w:p>
-    <w:p/>
+    <w:p>
+      <w:pPr>
+        <w:jc w:val="both"/>
+        <w:rPr>
+          <w:lang w:val="el-GR"/>
+        </w:rPr>
+      </w:pPr>
+    </w:p>
     <w:p>
       <w:pPr>
         <w:pStyle w:val="ListParagraph"/>
@@ -3583,6 +3871,7 @@
           <w:ilvl w:val="0"/>
           <w:numId w:val="2"/>
         </w:numPr>
+        <w:jc w:val="both"/>
         <w:rPr>
           <w:b/>
           <w:bCs/>
@@ -3602,9 +3891,857 @@
     </w:p>
     <w:p>
       <w:pPr>
-        <w:rPr>
-          <w:sz w:val="28"/>
-          <w:szCs w:val="28"/>
+        <w:jc w:val="both"/>
+        <w:rPr>
+          <w:lang w:val="el-GR"/>
+        </w:rPr>
+      </w:pPr>
+      <w:r>
+        <w:rPr>
+          <w:lang w:val="el-GR"/>
+        </w:rPr>
+        <w:t>Ο</w:t>
+      </w:r>
+      <w:r>
+        <w:rPr>
+          <w:lang w:val="el-GR"/>
+        </w:rPr>
+        <w:t>ι</w:t>
+      </w:r>
+      <w:r>
+        <w:rPr>
+          <w:lang w:val="el-GR"/>
+        </w:rPr>
+        <w:t xml:space="preserve"> </w:t>
+      </w:r>
+      <w:r>
+        <w:rPr>
+          <w:lang w:val="el-GR"/>
+        </w:rPr>
+        <w:t>βασικές</w:t>
+      </w:r>
+      <w:r>
+        <w:rPr>
+          <w:lang w:val="el-GR"/>
+        </w:rPr>
+        <w:t xml:space="preserve"> </w:t>
+      </w:r>
+      <w:r>
+        <w:rPr>
+          <w:lang w:val="el-GR"/>
+        </w:rPr>
+        <w:t>αρμοδιότητες</w:t>
+      </w:r>
+      <w:r>
+        <w:rPr>
+          <w:lang w:val="el-GR"/>
+        </w:rPr>
+        <w:t xml:space="preserve"> </w:t>
+      </w:r>
+      <w:r>
+        <w:rPr>
+          <w:lang w:val="el-GR"/>
+        </w:rPr>
+        <w:t>ήχου</w:t>
+      </w:r>
+      <w:r>
+        <w:rPr>
+          <w:lang w:val="el-GR"/>
+        </w:rPr>
+        <w:t xml:space="preserve"> </w:t>
+      </w:r>
+      <w:r>
+        <w:rPr>
+          <w:lang w:val="el-GR"/>
+        </w:rPr>
+        <w:t>χωρίστηκαν</w:t>
+      </w:r>
+      <w:r>
+        <w:rPr>
+          <w:lang w:val="el-GR"/>
+        </w:rPr>
+        <w:t xml:space="preserve"> </w:t>
+      </w:r>
+      <w:r>
+        <w:rPr>
+          <w:lang w:val="el-GR"/>
+        </w:rPr>
+        <w:t>ισοδύναμα</w:t>
+      </w:r>
+      <w:r>
+        <w:rPr>
+          <w:lang w:val="el-GR"/>
+        </w:rPr>
+        <w:t xml:space="preserve">, </w:t>
+      </w:r>
+      <w:r>
+        <w:rPr>
+          <w:lang w:val="el-GR"/>
+        </w:rPr>
+        <w:t>με</w:t>
+      </w:r>
+      <w:r>
+        <w:rPr>
+          <w:lang w:val="el-GR"/>
+        </w:rPr>
+        <w:t xml:space="preserve"> </w:t>
+      </w:r>
+      <w:r>
+        <w:rPr>
+          <w:lang w:val="el-GR"/>
+        </w:rPr>
+        <w:t>μια</w:t>
+      </w:r>
+      <w:r>
+        <w:rPr>
+          <w:lang w:val="el-GR"/>
+        </w:rPr>
+        <w:t xml:space="preserve"> </w:t>
+      </w:r>
+      <w:r>
+        <w:rPr>
+          <w:lang w:val="el-GR"/>
+        </w:rPr>
+        <w:t>από</w:t>
+      </w:r>
+      <w:r>
+        <w:rPr>
+          <w:lang w:val="el-GR"/>
+        </w:rPr>
+        <w:t xml:space="preserve"> </w:t>
+      </w:r>
+      <w:r>
+        <w:rPr>
+          <w:lang w:val="el-GR"/>
+        </w:rPr>
+        <w:t>εμάς</w:t>
+      </w:r>
+      <w:r>
+        <w:rPr>
+          <w:lang w:val="el-GR"/>
+        </w:rPr>
+        <w:t xml:space="preserve"> </w:t>
+      </w:r>
+      <w:r>
+        <w:rPr>
+          <w:lang w:val="el-GR"/>
+        </w:rPr>
+        <w:t>να</w:t>
+      </w:r>
+      <w:r>
+        <w:rPr>
+          <w:lang w:val="el-GR"/>
+        </w:rPr>
+        <w:t xml:space="preserve"> </w:t>
+      </w:r>
+      <w:r>
+        <w:rPr>
+          <w:lang w:val="el-GR"/>
+        </w:rPr>
+        <w:t>αναλαμβάνει</w:t>
+      </w:r>
+      <w:r>
+        <w:rPr>
+          <w:lang w:val="el-GR"/>
+        </w:rPr>
+        <w:t xml:space="preserve"> </w:t>
+      </w:r>
+      <w:r>
+        <w:rPr>
+          <w:lang w:val="el-GR"/>
+        </w:rPr>
+        <w:t>το</w:t>
+      </w:r>
+      <w:r>
+        <w:rPr>
+          <w:lang w:val="el-GR"/>
+        </w:rPr>
+        <w:t xml:space="preserve"> </w:t>
+      </w:r>
+      <w:r>
+        <w:t>sound</w:t>
+      </w:r>
+      <w:r>
+        <w:rPr>
+          <w:lang w:val="el-GR"/>
+        </w:rPr>
+        <w:t>/</w:t>
+      </w:r>
+      <w:r>
+        <w:t>audio</w:t>
+      </w:r>
+      <w:r>
+        <w:rPr>
+          <w:lang w:val="el-GR"/>
+        </w:rPr>
+        <w:t xml:space="preserve"> </w:t>
+      </w:r>
+      <w:r>
+        <w:t>processing</w:t>
+      </w:r>
+      <w:r>
+        <w:rPr>
+          <w:lang w:val="el-GR"/>
+        </w:rPr>
+        <w:t xml:space="preserve"> (</w:t>
+      </w:r>
+      <w:r>
+        <w:t>audio</w:t>
+      </w:r>
+      <w:r>
+        <w:rPr>
+          <w:lang w:val="el-GR"/>
+        </w:rPr>
+        <w:t xml:space="preserve"> </w:t>
+      </w:r>
+      <w:r>
+        <w:t>processing</w:t>
+      </w:r>
+      <w:r>
+        <w:rPr>
+          <w:lang w:val="el-GR"/>
+        </w:rPr>
+        <w:t xml:space="preserve"> </w:t>
+      </w:r>
+      <w:r>
+        <w:t>nodes</w:t>
+      </w:r>
+      <w:r>
+        <w:rPr>
+          <w:lang w:val="el-GR"/>
+        </w:rPr>
+        <w:t xml:space="preserve"> </w:t>
+      </w:r>
+      <w:r>
+        <w:t>chaining</w:t>
+      </w:r>
+      <w:r>
+        <w:rPr>
+          <w:lang w:val="el-GR"/>
+        </w:rPr>
+        <w:t xml:space="preserve">, </w:t>
+      </w:r>
+      <w:r>
+        <w:t>effects</w:t>
+      </w:r>
+      <w:r>
+        <w:rPr>
+          <w:lang w:val="el-GR"/>
+        </w:rPr>
+        <w:t xml:space="preserve">, </w:t>
+      </w:r>
+      <w:r>
+        <w:t>sound</w:t>
+      </w:r>
+      <w:r>
+        <w:rPr>
+          <w:lang w:val="el-GR"/>
+        </w:rPr>
+        <w:t xml:space="preserve"> </w:t>
+      </w:r>
+      <w:r>
+        <w:t>generation</w:t>
+      </w:r>
+      <w:r>
+        <w:rPr>
+          <w:lang w:val="el-GR"/>
+        </w:rPr>
+        <w:t xml:space="preserve"> </w:t>
+      </w:r>
+      <w:r>
+        <w:rPr>
+          <w:lang w:val="el-GR"/>
+        </w:rPr>
+        <w:t>σε</w:t>
+      </w:r>
+      <w:r>
+        <w:rPr>
+          <w:lang w:val="el-GR"/>
+        </w:rPr>
+        <w:t xml:space="preserve"> </w:t>
+      </w:r>
+      <w:r>
+        <w:t>patterns</w:t>
+      </w:r>
+      <w:r>
+        <w:rPr>
+          <w:lang w:val="el-GR"/>
+        </w:rPr>
+        <w:t xml:space="preserve"> </w:t>
+      </w:r>
+      <w:r>
+        <w:rPr>
+          <w:lang w:val="el-GR"/>
+        </w:rPr>
+        <w:t>ή</w:t>
+      </w:r>
+      <w:r>
+        <w:rPr>
+          <w:lang w:val="el-GR"/>
+        </w:rPr>
+        <w:t xml:space="preserve"> </w:t>
+      </w:r>
+      <w:r>
+        <w:rPr>
+          <w:lang w:val="el-GR"/>
+        </w:rPr>
+        <w:t>ακολουθία</w:t>
+      </w:r>
+      <w:r>
+        <w:rPr>
+          <w:lang w:val="el-GR"/>
+        </w:rPr>
+        <w:t xml:space="preserve"> </w:t>
+      </w:r>
+      <w:r>
+        <w:rPr>
+          <w:lang w:val="el-GR"/>
+        </w:rPr>
+        <w:t>από</w:t>
+      </w:r>
+      <w:r>
+        <w:rPr>
+          <w:lang w:val="el-GR"/>
+        </w:rPr>
+        <w:t xml:space="preserve"> </w:t>
+      </w:r>
+      <w:r>
+        <w:t>patterns</w:t>
+      </w:r>
+      <w:r>
+        <w:rPr>
+          <w:lang w:val="el-GR"/>
+        </w:rPr>
+        <w:t xml:space="preserve">) </w:t>
+      </w:r>
+      <w:r>
+        <w:rPr>
+          <w:lang w:val="el-GR"/>
+        </w:rPr>
+        <w:t>και</w:t>
+      </w:r>
+      <w:r>
+        <w:rPr>
+          <w:lang w:val="el-GR"/>
+        </w:rPr>
+        <w:t xml:space="preserve"> </w:t>
+      </w:r>
+      <w:r>
+        <w:rPr>
+          <w:lang w:val="el-GR"/>
+        </w:rPr>
+        <w:t>η</w:t>
+      </w:r>
+      <w:r>
+        <w:rPr>
+          <w:lang w:val="el-GR"/>
+        </w:rPr>
+        <w:t xml:space="preserve"> </w:t>
+      </w:r>
+      <w:r>
+        <w:rPr>
+          <w:lang w:val="el-GR"/>
+        </w:rPr>
+        <w:t>άλλη</w:t>
+      </w:r>
+      <w:r>
+        <w:rPr>
+          <w:lang w:val="el-GR"/>
+        </w:rPr>
+        <w:t xml:space="preserve"> </w:t>
+      </w:r>
+      <w:r>
+        <w:rPr>
+          <w:lang w:val="el-GR"/>
+        </w:rPr>
+        <w:t>να</w:t>
+      </w:r>
+      <w:r>
+        <w:rPr>
+          <w:lang w:val="el-GR"/>
+        </w:rPr>
+        <w:t xml:space="preserve"> </w:t>
+      </w:r>
+      <w:r>
+        <w:rPr>
+          <w:lang w:val="el-GR"/>
+        </w:rPr>
+        <w:t>αναλαμβάνει</w:t>
+      </w:r>
+      <w:r>
+        <w:rPr>
+          <w:lang w:val="el-GR"/>
+        </w:rPr>
+        <w:t xml:space="preserve"> </w:t>
+      </w:r>
+      <w:r>
+        <w:rPr>
+          <w:lang w:val="el-GR"/>
+        </w:rPr>
+        <w:t>το</w:t>
+      </w:r>
+      <w:r>
+        <w:rPr>
+          <w:lang w:val="el-GR"/>
+        </w:rPr>
+        <w:t xml:space="preserve"> </w:t>
+      </w:r>
+      <w:r>
+        <w:t>timing</w:t>
+      </w:r>
+      <w:r>
+        <w:rPr>
+          <w:lang w:val="el-GR"/>
+        </w:rPr>
+        <w:t xml:space="preserve"> </w:t>
+      </w:r>
+      <w:r>
+        <w:rPr>
+          <w:lang w:val="el-GR"/>
+        </w:rPr>
+        <w:t>του</w:t>
+      </w:r>
+      <w:r>
+        <w:rPr>
+          <w:lang w:val="el-GR"/>
+        </w:rPr>
+        <w:t xml:space="preserve"> </w:t>
+      </w:r>
+      <w:r>
+        <w:rPr>
+          <w:lang w:val="el-GR"/>
+        </w:rPr>
+        <w:t>ήχου</w:t>
+      </w:r>
+      <w:r>
+        <w:rPr>
+          <w:lang w:val="el-GR"/>
+        </w:rPr>
+        <w:t xml:space="preserve"> (</w:t>
+      </w:r>
+      <w:r>
+        <w:t>sequencer</w:t>
+      </w:r>
+      <w:r>
+        <w:rPr>
+          <w:lang w:val="el-GR"/>
+        </w:rPr>
+        <w:t>.</w:t>
+      </w:r>
+      <w:proofErr w:type="spellStart"/>
+      <w:r>
+        <w:t>js</w:t>
+      </w:r>
+      <w:proofErr w:type="spellEnd"/>
+      <w:r>
+        <w:rPr>
+          <w:lang w:val="el-GR"/>
+        </w:rPr>
+        <w:t>)</w:t>
+      </w:r>
+      <w:r>
+        <w:rPr>
+          <w:lang w:val="el-GR"/>
+        </w:rPr>
+        <w:t xml:space="preserve"> </w:t>
+      </w:r>
+      <w:r>
+        <w:rPr>
+          <w:lang w:val="el-GR"/>
+        </w:rPr>
+        <w:t>και</w:t>
+      </w:r>
+      <w:r>
+        <w:rPr>
+          <w:lang w:val="el-GR"/>
+        </w:rPr>
+        <w:t xml:space="preserve"> </w:t>
+      </w:r>
+      <w:r>
+        <w:rPr>
+          <w:lang w:val="el-GR"/>
+        </w:rPr>
+        <w:t>τη</w:t>
+      </w:r>
+      <w:r>
+        <w:rPr>
+          <w:lang w:val="el-GR"/>
+        </w:rPr>
+        <w:t xml:space="preserve"> </w:t>
+      </w:r>
+      <w:r>
+        <w:rPr>
+          <w:lang w:val="el-GR"/>
+        </w:rPr>
+        <w:t>διαχείριση</w:t>
+      </w:r>
+      <w:r>
+        <w:rPr>
+          <w:lang w:val="el-GR"/>
+        </w:rPr>
+        <w:t xml:space="preserve"> </w:t>
+      </w:r>
+      <w:r>
+        <w:rPr>
+          <w:lang w:val="el-GR"/>
+        </w:rPr>
+        <w:t>των</w:t>
+      </w:r>
+      <w:r>
+        <w:rPr>
+          <w:lang w:val="el-GR"/>
+        </w:rPr>
+        <w:t xml:space="preserve"> </w:t>
+      </w:r>
+      <w:r>
+        <w:rPr>
+          <w:lang w:val="el-GR"/>
+        </w:rPr>
+        <w:t>αρχείων</w:t>
+      </w:r>
+      <w:r>
+        <w:rPr>
+          <w:lang w:val="el-GR"/>
+        </w:rPr>
+        <w:t xml:space="preserve"> </w:t>
+      </w:r>
+      <w:r>
+        <w:rPr>
+          <w:lang w:val="el-GR"/>
+        </w:rPr>
+        <w:t>ήχου</w:t>
+      </w:r>
+      <w:r>
+        <w:rPr>
+          <w:lang w:val="el-GR"/>
+        </w:rPr>
+        <w:t xml:space="preserve"> (</w:t>
+      </w:r>
+      <w:r>
+        <w:rPr>
+          <w:lang w:val="el-GR"/>
+        </w:rPr>
+        <w:t>φόρτωση</w:t>
+      </w:r>
+      <w:r>
+        <w:rPr>
+          <w:lang w:val="el-GR"/>
+        </w:rPr>
+        <w:t xml:space="preserve">, </w:t>
+      </w:r>
+      <w:r>
+        <w:rPr>
+          <w:lang w:val="el-GR"/>
+        </w:rPr>
+        <w:t>αποθήκευση</w:t>
+      </w:r>
+      <w:r>
+        <w:rPr>
+          <w:lang w:val="el-GR"/>
+        </w:rPr>
+        <w:t xml:space="preserve"> </w:t>
+      </w:r>
+      <w:r>
+        <w:rPr>
+          <w:lang w:val="el-GR"/>
+        </w:rPr>
+        <w:t>και</w:t>
+      </w:r>
+      <w:r>
+        <w:rPr>
+          <w:lang w:val="el-GR"/>
+        </w:rPr>
+        <w:t xml:space="preserve"> </w:t>
+      </w:r>
+      <w:r>
+        <w:rPr>
+          <w:lang w:val="el-GR"/>
+        </w:rPr>
+        <w:t>επεξεργασία</w:t>
+      </w:r>
+      <w:r>
+        <w:rPr>
+          <w:lang w:val="el-GR"/>
+        </w:rPr>
+        <w:t xml:space="preserve"> </w:t>
+      </w:r>
+      <w:r>
+        <w:rPr>
+          <w:lang w:val="el-GR"/>
+        </w:rPr>
+        <w:t>των</w:t>
+      </w:r>
+      <w:r>
+        <w:rPr>
+          <w:lang w:val="el-GR"/>
+        </w:rPr>
+        <w:t xml:space="preserve"> </w:t>
+      </w:r>
+      <w:r>
+        <w:rPr>
+          <w:lang w:val="el-GR"/>
+        </w:rPr>
+        <w:t>ήχων</w:t>
+      </w:r>
+      <w:r>
+        <w:rPr>
+          <w:lang w:val="el-GR"/>
+        </w:rPr>
+        <w:t xml:space="preserve">, </w:t>
+      </w:r>
+      <w:r>
+        <w:rPr>
+          <w:lang w:val="el-GR"/>
+        </w:rPr>
+        <w:t>συμπίεση</w:t>
+      </w:r>
+      <w:r>
+        <w:rPr>
+          <w:lang w:val="el-GR"/>
+        </w:rPr>
+        <w:t xml:space="preserve"> </w:t>
+      </w:r>
+      <w:r>
+        <w:rPr>
+          <w:lang w:val="el-GR"/>
+        </w:rPr>
+        <w:t>σε</w:t>
+      </w:r>
+      <w:r>
+        <w:rPr>
+          <w:lang w:val="el-GR"/>
+        </w:rPr>
+        <w:t>/</w:t>
+      </w:r>
+      <w:r>
+        <w:rPr>
+          <w:lang w:val="el-GR"/>
+        </w:rPr>
+        <w:t>αποσυμπίεση</w:t>
+      </w:r>
+      <w:r>
+        <w:rPr>
+          <w:lang w:val="el-GR"/>
+        </w:rPr>
+        <w:t xml:space="preserve"> </w:t>
+      </w:r>
+      <w:r>
+        <w:rPr>
+          <w:lang w:val="el-GR"/>
+        </w:rPr>
+        <w:t>από</w:t>
+      </w:r>
+      <w:r>
+        <w:rPr>
+          <w:lang w:val="el-GR"/>
+        </w:rPr>
+        <w:t xml:space="preserve"> </w:t>
+      </w:r>
+      <w:r>
+        <w:t>ZIP</w:t>
+      </w:r>
+      <w:r>
+        <w:rPr>
+          <w:lang w:val="el-GR"/>
+        </w:rPr>
+        <w:t xml:space="preserve">). </w:t>
+      </w:r>
+      <w:r>
+        <w:rPr>
+          <w:lang w:val="el-GR"/>
+        </w:rPr>
+        <w:t>Οι υπόλοιπες αρμοδιότητες είτε έγιναν συνεργατικά (</w:t>
+      </w:r>
+      <w:r>
+        <w:rPr>
+          <w:lang w:val="el-GR"/>
+        </w:rPr>
+        <w:t>στο</w:t>
+      </w:r>
+      <w:r>
+        <w:rPr>
+          <w:lang w:val="el-GR"/>
+        </w:rPr>
+        <w:t xml:space="preserve"> </w:t>
+      </w:r>
+      <w:r>
+        <w:t>import</w:t>
+      </w:r>
+      <w:r>
+        <w:rPr>
+          <w:lang w:val="el-GR"/>
+        </w:rPr>
+        <w:t>/</w:t>
+      </w:r>
+      <w:r>
+        <w:t>export</w:t>
+      </w:r>
+      <w:r>
+        <w:rPr>
+          <w:lang w:val="el-GR"/>
+        </w:rPr>
+        <w:t xml:space="preserve"> </w:t>
+      </w:r>
+      <w:r>
+        <w:t>project</w:t>
+      </w:r>
+      <w:r>
+        <w:rPr>
+          <w:lang w:val="el-GR"/>
+        </w:rPr>
+        <w:t xml:space="preserve"> </w:t>
+      </w:r>
+      <w:r>
+        <w:rPr>
+          <w:lang w:val="el-GR"/>
+        </w:rPr>
+        <w:t xml:space="preserve">η μία ανέλαβε την μετατροπή των δεδομένων σε </w:t>
+      </w:r>
+      <w:r>
+        <w:t>JSON</w:t>
+      </w:r>
+      <w:r>
+        <w:rPr>
+          <w:lang w:val="el-GR"/>
+        </w:rPr>
+        <w:t xml:space="preserve"> και η άλλη </w:t>
+      </w:r>
+      <w:r>
+        <w:rPr>
+          <w:lang w:val="el-GR"/>
+        </w:rPr>
+        <w:t xml:space="preserve">την ενσωμάτωση του </w:t>
+      </w:r>
+      <w:proofErr w:type="spellStart"/>
+      <w:r>
+        <w:t>JSZip</w:t>
+      </w:r>
+      <w:proofErr w:type="spellEnd"/>
+      <w:r>
+        <w:rPr>
+          <w:lang w:val="el-GR"/>
+        </w:rPr>
+        <w:t xml:space="preserve">) ή χωρίστηκαν </w:t>
+      </w:r>
+      <w:r>
+        <w:rPr>
+          <w:lang w:val="el-GR"/>
+        </w:rPr>
+        <w:t>πλήρως</w:t>
+      </w:r>
+      <w:r>
+        <w:rPr>
+          <w:lang w:val="el-GR"/>
+        </w:rPr>
+        <w:t xml:space="preserve"> (η μία ανέλαβε οπτικοποιήσεις όπως το </w:t>
+      </w:r>
+      <w:r>
+        <w:t>beat</w:t>
+      </w:r>
+      <w:r>
+        <w:rPr>
+          <w:lang w:val="el-GR"/>
+        </w:rPr>
+        <w:t xml:space="preserve"> </w:t>
+      </w:r>
+      <w:r>
+        <w:t>visualiser</w:t>
+      </w:r>
+      <w:r>
+        <w:rPr>
+          <w:lang w:val="el-GR"/>
+        </w:rPr>
+        <w:t xml:space="preserve"> </w:t>
+      </w:r>
+      <w:r>
+        <w:rPr>
+          <w:lang w:val="el-GR"/>
+        </w:rPr>
+        <w:t xml:space="preserve">και το </w:t>
+      </w:r>
+      <w:r>
+        <w:t>spectrum</w:t>
+      </w:r>
+      <w:r>
+        <w:rPr>
+          <w:lang w:val="el-GR"/>
+        </w:rPr>
+        <w:t xml:space="preserve"> </w:t>
+      </w:r>
+      <w:r>
+        <w:t>analyser</w:t>
+      </w:r>
+      <w:r>
+        <w:rPr>
+          <w:lang w:val="el-GR"/>
+        </w:rPr>
+        <w:t xml:space="preserve"> </w:t>
+      </w:r>
+      <w:r>
+        <w:rPr>
+          <w:lang w:val="el-GR"/>
+        </w:rPr>
+        <w:t xml:space="preserve">και η άλλη </w:t>
+      </w:r>
+      <w:r>
+        <w:rPr>
+          <w:lang w:val="el-GR"/>
+        </w:rPr>
+        <w:t xml:space="preserve">τα διαδικαστικά θέματα όπως η εύρεση αρχείων ήχου και </w:t>
+      </w:r>
+      <w:r>
+        <w:t>default</w:t>
+      </w:r>
+      <w:r>
+        <w:rPr>
+          <w:lang w:val="el-GR"/>
+        </w:rPr>
+        <w:t xml:space="preserve"> </w:t>
+      </w:r>
+      <w:r>
+        <w:t>patterns</w:t>
+      </w:r>
+      <w:r>
+        <w:rPr>
+          <w:lang w:val="el-GR"/>
+        </w:rPr>
+        <w:t xml:space="preserve"> </w:t>
+      </w:r>
+      <w:r>
+        <w:rPr>
+          <w:lang w:val="el-GR"/>
+        </w:rPr>
+        <w:t xml:space="preserve">και το </w:t>
+      </w:r>
+      <w:r>
+        <w:t>code</w:t>
+      </w:r>
+      <w:r>
+        <w:rPr>
+          <w:lang w:val="el-GR"/>
+        </w:rPr>
+        <w:t xml:space="preserve"> </w:t>
+      </w:r>
+      <w:r>
+        <w:t>documentation</w:t>
+      </w:r>
+      <w:r>
+        <w:rPr>
+          <w:lang w:val="el-GR"/>
+        </w:rPr>
+        <w:t xml:space="preserve">. </w:t>
+      </w:r>
+      <w:r>
+        <w:rPr>
+          <w:lang w:val="el-GR"/>
+        </w:rPr>
+        <w:t xml:space="preserve">  </w:t>
+      </w:r>
+    </w:p>
+    <w:p>
+      <w:pPr>
+        <w:jc w:val="both"/>
+        <w:rPr>
           <w:lang w:val="el-GR"/>
         </w:rPr>
       </w:pPr>
@@ -3616,6 +4753,7 @@
           <w:ilvl w:val="0"/>
           <w:numId w:val="2"/>
         </w:numPr>
+        <w:jc w:val="both"/>
         <w:rPr>
           <w:b/>
           <w:bCs/>
@@ -3630,9 +4768,8 @@
           <w:sz w:val="28"/>
           <w:szCs w:val="28"/>
         </w:rPr>
-        <w:t xml:space="preserve">Problems that </w:t>
-      </w:r>
-      <w:proofErr w:type="spellStart"/>
+        <w:t>Problems that ar</w:t>
+      </w:r>
       <w:r>
         <w:rPr>
           <w:b/>
@@ -3640,9 +4777,8 @@
           <w:sz w:val="28"/>
           <w:szCs w:val="28"/>
         </w:rPr>
-        <w:t>arised</w:t>
-      </w:r>
-      <w:proofErr w:type="spellEnd"/>
+        <w:t xml:space="preserve">ose </w:t>
+      </w:r>
       <w:r>
         <w:rPr>
           <w:b/>
@@ -3662,18 +4798,606 @@
         <w:t xml:space="preserve"> </w:t>
       </w:r>
     </w:p>
-    <w:p/>
     <w:p>
       <w:pPr>
-        <w:rPr>
-          <w:b/>
-          <w:bCs/>
-          <w:sz w:val="28"/>
-          <w:szCs w:val="28"/>
-        </w:rPr>
-      </w:pPr>
+        <w:jc w:val="both"/>
+        <w:rPr>
+          <w:lang w:val="el-GR"/>
+        </w:rPr>
+      </w:pPr>
+      <w:r>
+        <w:rPr>
+          <w:lang w:val="el-GR"/>
+        </w:rPr>
+        <w:t xml:space="preserve">Ένα βασικό πρόβλημα προέκυψε κατά την δημιουργία των αρχείων για την εξαγωγή του </w:t>
+      </w:r>
+      <w:r>
+        <w:t>project</w:t>
+      </w:r>
+      <w:r>
+        <w:rPr>
+          <w:lang w:val="el-GR"/>
+        </w:rPr>
+        <w:t xml:space="preserve">. </w:t>
+      </w:r>
+      <w:r>
+        <w:rPr>
+          <w:lang w:val="el-GR"/>
+        </w:rPr>
+        <w:t xml:space="preserve">Αρχικά, θέλαμε να είναι ένα </w:t>
+      </w:r>
+      <w:r>
+        <w:t>JSON</w:t>
+      </w:r>
+      <w:r>
+        <w:rPr>
+          <w:lang w:val="el-GR"/>
+        </w:rPr>
+        <w:t xml:space="preserve"> </w:t>
+      </w:r>
+      <w:r>
+        <w:rPr>
+          <w:lang w:val="el-GR"/>
+        </w:rPr>
+        <w:t xml:space="preserve">αρχείο, αλλά με τη προσθήκη </w:t>
+      </w:r>
+      <w:r>
+        <w:t>custom</w:t>
+      </w:r>
+      <w:r>
+        <w:rPr>
+          <w:lang w:val="el-GR"/>
+        </w:rPr>
+        <w:t xml:space="preserve"> </w:t>
+      </w:r>
+      <w:r>
+        <w:t>samples</w:t>
+      </w:r>
+      <w:r>
+        <w:rPr>
+          <w:lang w:val="el-GR"/>
+        </w:rPr>
+        <w:t xml:space="preserve"> </w:t>
+      </w:r>
+      <w:r>
+        <w:rPr>
+          <w:lang w:val="el-GR"/>
+        </w:rPr>
+        <w:t xml:space="preserve">θα έπρεπε να προστεθούν κάπως και τα αρχεία ήχου στην εξαγωγή. Η αρχική ιδέα ήταν να προστίθενται σε έναν φάκελο όλα τα </w:t>
+      </w:r>
+      <w:r>
+        <w:t>custom</w:t>
+      </w:r>
+      <w:r>
+        <w:rPr>
+          <w:lang w:val="el-GR"/>
+        </w:rPr>
+        <w:t xml:space="preserve"> </w:t>
+      </w:r>
+      <w:r>
+        <w:rPr>
+          <w:lang w:val="el-GR"/>
+        </w:rPr>
+        <w:t xml:space="preserve">αρχεία ήχου και να έμπαινε στο </w:t>
+      </w:r>
+      <w:r>
+        <w:t>JSON</w:t>
+      </w:r>
+      <w:r>
+        <w:rPr>
+          <w:lang w:val="el-GR"/>
+        </w:rPr>
+        <w:t xml:space="preserve"> </w:t>
+      </w:r>
+      <w:r>
+        <w:rPr>
+          <w:lang w:val="el-GR"/>
+        </w:rPr>
+        <w:t xml:space="preserve">το </w:t>
+      </w:r>
+      <w:r>
+        <w:t>path</w:t>
+      </w:r>
+      <w:r>
+        <w:rPr>
+          <w:lang w:val="el-GR"/>
+        </w:rPr>
+        <w:t xml:space="preserve"> </w:t>
+      </w:r>
+      <w:r>
+        <w:rPr>
+          <w:lang w:val="el-GR"/>
+        </w:rPr>
+        <w:t xml:space="preserve">προς αυτά τα αρχεία. Ωστόσο στη πράξη αυτό ήταν αδύνατο λόγω περιορισμών ασφαλείας του </w:t>
+      </w:r>
+      <w:r>
+        <w:t>browser</w:t>
+      </w:r>
+      <w:r>
+        <w:rPr>
+          <w:lang w:val="el-GR"/>
+        </w:rPr>
+        <w:t xml:space="preserve"> </w:t>
+      </w:r>
+      <w:r>
+        <w:rPr>
+          <w:lang w:val="el-GR"/>
+        </w:rPr>
+        <w:t>για τη πρόσβαση στα αρχεία ενός υπολογιστή. Μετά από διάφορες λύσεις</w:t>
+      </w:r>
+      <w:r>
+        <w:rPr>
+          <w:lang w:val="el-GR"/>
+        </w:rPr>
+        <w:t xml:space="preserve"> (</w:t>
+      </w:r>
+      <w:r>
+        <w:rPr>
+          <w:lang w:val="el-GR"/>
+        </w:rPr>
+        <w:t xml:space="preserve">όπως η χρήση </w:t>
+      </w:r>
+      <w:proofErr w:type="spellStart"/>
+      <w:r>
+        <w:t>indexedDB</w:t>
+      </w:r>
+      <w:proofErr w:type="spellEnd"/>
+      <w:r>
+        <w:rPr>
+          <w:lang w:val="el-GR"/>
+        </w:rPr>
+        <w:t xml:space="preserve"> για την αποθήκευση των </w:t>
+      </w:r>
+      <w:r>
+        <w:t>projects</w:t>
+      </w:r>
+      <w:r>
+        <w:rPr>
+          <w:lang w:val="el-GR"/>
+        </w:rPr>
+        <w:t>)</w:t>
+      </w:r>
+      <w:r>
+        <w:rPr>
+          <w:lang w:val="el-GR"/>
+        </w:rPr>
+        <w:t xml:space="preserve"> που</w:t>
+      </w:r>
+      <w:r>
+        <w:rPr>
+          <w:lang w:val="el-GR"/>
+        </w:rPr>
+        <w:t xml:space="preserve"> όμως</w:t>
+      </w:r>
+      <w:r>
+        <w:rPr>
+          <w:lang w:val="el-GR"/>
+        </w:rPr>
+        <w:t xml:space="preserve"> δεν λει</w:t>
+      </w:r>
+      <w:r>
+        <w:rPr>
+          <w:lang w:val="el-GR"/>
+        </w:rPr>
+        <w:t>τούργησαν</w:t>
+      </w:r>
+      <w:r>
+        <w:rPr>
+          <w:lang w:val="el-GR"/>
+        </w:rPr>
+        <w:t xml:space="preserve"> καλά με τα αρχεία </w:t>
+      </w:r>
+      <w:r>
+        <w:t>wav</w:t>
+      </w:r>
+      <w:r>
+        <w:rPr>
+          <w:lang w:val="el-GR"/>
+        </w:rPr>
+        <w:t xml:space="preserve"> </w:t>
+      </w:r>
+      <w:r>
+        <w:rPr>
+          <w:lang w:val="el-GR"/>
+        </w:rPr>
+        <w:t xml:space="preserve">καταλήξαμε στη χρήση της βιβλιοθήκης </w:t>
+      </w:r>
+      <w:proofErr w:type="spellStart"/>
+      <w:r>
+        <w:t>JSZip</w:t>
+      </w:r>
+      <w:proofErr w:type="spellEnd"/>
+      <w:r>
+        <w:rPr>
+          <w:lang w:val="el-GR"/>
+        </w:rPr>
+        <w:t xml:space="preserve"> </w:t>
+      </w:r>
+      <w:r>
+        <w:rPr>
+          <w:lang w:val="el-GR"/>
+        </w:rPr>
+        <w:t xml:space="preserve">ώστε να αποθηκεύονται σε ένα </w:t>
+      </w:r>
+      <w:r>
+        <w:t>Zip</w:t>
+      </w:r>
+      <w:r>
+        <w:rPr>
+          <w:lang w:val="el-GR"/>
+        </w:rPr>
+        <w:t xml:space="preserve"> </w:t>
+      </w:r>
+      <w:r>
+        <w:rPr>
+          <w:lang w:val="el-GR"/>
+        </w:rPr>
+        <w:t xml:space="preserve">αρχείο το </w:t>
+      </w:r>
+      <w:r>
+        <w:t>JSON</w:t>
+      </w:r>
+      <w:r>
+        <w:rPr>
+          <w:lang w:val="el-GR"/>
+        </w:rPr>
+        <w:t xml:space="preserve"> </w:t>
+      </w:r>
+      <w:r>
+        <w:rPr>
+          <w:lang w:val="el-GR"/>
+        </w:rPr>
+        <w:t xml:space="preserve">με όλες τις παραμέτρους του </w:t>
+      </w:r>
+      <w:r>
+        <w:t>drum</w:t>
+      </w:r>
+      <w:r>
+        <w:rPr>
+          <w:lang w:val="el-GR"/>
+        </w:rPr>
+        <w:t xml:space="preserve"> </w:t>
+      </w:r>
+      <w:r>
+        <w:t>machine</w:t>
+      </w:r>
+      <w:r>
+        <w:rPr>
+          <w:lang w:val="el-GR"/>
+        </w:rPr>
+        <w:t xml:space="preserve"> και ένας φάκελος </w:t>
+      </w:r>
+      <w:r>
+        <w:t>samples</w:t>
+      </w:r>
+      <w:r>
+        <w:rPr>
+          <w:lang w:val="el-GR"/>
+        </w:rPr>
+        <w:t xml:space="preserve"> </w:t>
+      </w:r>
+      <w:r>
+        <w:rPr>
+          <w:lang w:val="el-GR"/>
+        </w:rPr>
+        <w:t xml:space="preserve">που περιέχει τα αρχεία </w:t>
+      </w:r>
+      <w:r>
+        <w:t>wav</w:t>
+      </w:r>
+      <w:r>
+        <w:rPr>
+          <w:lang w:val="el-GR"/>
+        </w:rPr>
+        <w:t xml:space="preserve">. </w:t>
+      </w:r>
+      <w:r>
+        <w:rPr>
+          <w:lang w:val="el-GR"/>
+        </w:rPr>
+        <w:t xml:space="preserve">Στο </w:t>
+      </w:r>
+      <w:r>
+        <w:t>import</w:t>
+      </w:r>
+      <w:r>
+        <w:rPr>
+          <w:lang w:val="el-GR"/>
+        </w:rPr>
+        <w:t xml:space="preserve"> </w:t>
+      </w:r>
+      <w:r>
+        <w:rPr>
+          <w:lang w:val="el-GR"/>
+        </w:rPr>
+        <w:t xml:space="preserve">το πρόγραμμα δέχεται και </w:t>
+      </w:r>
+      <w:r>
+        <w:t>JSON</w:t>
+      </w:r>
+      <w:r>
+        <w:rPr>
+          <w:lang w:val="el-GR"/>
+        </w:rPr>
+        <w:t xml:space="preserve"> </w:t>
+      </w:r>
+      <w:r>
+        <w:rPr>
+          <w:lang w:val="el-GR"/>
+        </w:rPr>
+        <w:t xml:space="preserve">αρχεία και </w:t>
+      </w:r>
+      <w:r>
+        <w:t>ZIP</w:t>
+      </w:r>
+      <w:r>
+        <w:rPr>
+          <w:lang w:val="el-GR"/>
+        </w:rPr>
+        <w:t xml:space="preserve"> </w:t>
+      </w:r>
+      <w:r>
+        <w:rPr>
+          <w:lang w:val="el-GR"/>
+        </w:rPr>
+        <w:t xml:space="preserve">ώστε να καλύπτει και τη περίπτωση εισαγωγής ενός </w:t>
+      </w:r>
+      <w:r>
+        <w:t>project</w:t>
+      </w:r>
+      <w:r>
+        <w:rPr>
+          <w:lang w:val="el-GR"/>
+        </w:rPr>
+        <w:t xml:space="preserve"> </w:t>
+      </w:r>
+      <w:r>
+        <w:rPr>
+          <w:lang w:val="el-GR"/>
+        </w:rPr>
+        <w:t xml:space="preserve">χωρίς </w:t>
+      </w:r>
+      <w:r>
+        <w:t>kit</w:t>
+      </w:r>
+      <w:r>
+        <w:rPr>
+          <w:lang w:val="el-GR"/>
+        </w:rPr>
+        <w:t xml:space="preserve">, </w:t>
+      </w:r>
+      <w:r>
+        <w:rPr>
+          <w:lang w:val="el-GR"/>
+        </w:rPr>
+        <w:t xml:space="preserve">για να υπάρχει μεγαλύτερη ευελιξία για τον χρήστη. </w:t>
+      </w:r>
     </w:p>
-    <w:p/>
+    <w:p>
+      <w:pPr>
+        <w:jc w:val="both"/>
+        <w:rPr>
+          <w:lang w:val="el-GR"/>
+        </w:rPr>
+      </w:pPr>
+    </w:p>
+    <w:p>
+      <w:pPr>
+        <w:jc w:val="both"/>
+        <w:rPr>
+          <w:lang w:val="el-GR"/>
+        </w:rPr>
+      </w:pPr>
+      <w:r>
+        <w:rPr>
+          <w:lang w:val="el-GR"/>
+        </w:rPr>
+        <w:t xml:space="preserve">Ένα άλλο πρόβλημα που προέκυψε κατά την υλοποίηση του </w:t>
+      </w:r>
+      <w:r>
+        <w:t>project</w:t>
+      </w:r>
+      <w:r>
+        <w:rPr>
+          <w:lang w:val="el-GR"/>
+        </w:rPr>
+        <w:t xml:space="preserve"> </w:t>
+      </w:r>
+      <w:r>
+        <w:rPr>
+          <w:lang w:val="el-GR"/>
+        </w:rPr>
+        <w:t xml:space="preserve">ήταν το γεγονός ότι χρησιμοποιήσαμε ένα μόνο αρχείο </w:t>
+      </w:r>
+      <w:r>
+        <w:t>JavaScript</w:t>
+      </w:r>
+      <w:r>
+        <w:rPr>
+          <w:lang w:val="el-GR"/>
+        </w:rPr>
+        <w:t xml:space="preserve"> </w:t>
+      </w:r>
+      <w:r>
+        <w:rPr>
+          <w:lang w:val="el-GR"/>
+        </w:rPr>
+        <w:t>με ένα μόνο βοηθητικό αρχείο (</w:t>
+      </w:r>
+      <w:r>
+        <w:t>sequencer</w:t>
+      </w:r>
+      <w:r>
+        <w:rPr>
+          <w:lang w:val="el-GR"/>
+        </w:rPr>
+        <w:t>.</w:t>
+      </w:r>
+      <w:proofErr w:type="spellStart"/>
+      <w:r>
+        <w:t>js</w:t>
+      </w:r>
+      <w:proofErr w:type="spellEnd"/>
+      <w:r>
+        <w:rPr>
+          <w:lang w:val="el-GR"/>
+        </w:rPr>
+        <w:t xml:space="preserve">), </w:t>
+      </w:r>
+      <w:r>
+        <w:rPr>
+          <w:lang w:val="el-GR"/>
+        </w:rPr>
+        <w:t xml:space="preserve">το οποίο </w:t>
+      </w:r>
+      <w:r>
+        <w:rPr>
+          <w:lang w:val="el-GR"/>
+        </w:rPr>
+        <w:t xml:space="preserve"> </w:t>
+      </w:r>
+      <w:r>
+        <w:rPr>
+          <w:lang w:val="el-GR"/>
+        </w:rPr>
+        <w:t xml:space="preserve">με την προσθήκη όλων των απαιτούμενων λειτουργιών έφτασε τις 1400 γραμμές κώδικα. Έγιναν προσπάθειες διαχωρισμού σε μικρότερα αρχεία αλλά λόγω κυκλικών εξαρτήσεων και </w:t>
+      </w:r>
+      <w:r>
+        <w:rPr>
+          <w:lang w:val="el-GR"/>
+        </w:rPr>
+        <w:t xml:space="preserve">κοινόχρηστων μεταβλητών δεν μπορούσε να πραγματοποιηθεί ουσιαστικός διαχωρισμός των λειτουργιών. Προέκυψαν προβλήματα όπως συναρτήσεις που χρειαζόντουσαν μεταβλητές από διαφορετικά αρχεία και </w:t>
+      </w:r>
+      <w:r>
+        <w:t>event</w:t>
+      </w:r>
+      <w:r>
+        <w:rPr>
+          <w:lang w:val="el-GR"/>
+        </w:rPr>
+        <w:t xml:space="preserve"> </w:t>
+      </w:r>
+      <w:r>
+        <w:t>listeners</w:t>
+      </w:r>
+      <w:r>
+        <w:rPr>
+          <w:lang w:val="el-GR"/>
+        </w:rPr>
+        <w:t xml:space="preserve"> </w:t>
+      </w:r>
+      <w:r>
+        <w:rPr>
+          <w:lang w:val="el-GR"/>
+        </w:rPr>
+        <w:t xml:space="preserve">εγγράφονταν πριν φορτωθούν τα </w:t>
+      </w:r>
+      <w:r>
+        <w:t>DOM</w:t>
+      </w:r>
+      <w:r>
+        <w:rPr>
+          <w:lang w:val="el-GR"/>
+        </w:rPr>
+        <w:t xml:space="preserve"> </w:t>
+      </w:r>
+      <w:r>
+        <w:t>elements</w:t>
+      </w:r>
+      <w:r>
+        <w:rPr>
+          <w:lang w:val="el-GR"/>
+        </w:rPr>
+        <w:t xml:space="preserve">. </w:t>
+      </w:r>
+      <w:r>
+        <w:rPr>
+          <w:lang w:val="el-GR"/>
+        </w:rPr>
+        <w:t xml:space="preserve">Οπότε καταλήξαμε στο να διατηρήσουμε το </w:t>
+      </w:r>
+      <w:r>
+        <w:t>app</w:t>
+      </w:r>
+      <w:r>
+        <w:rPr>
+          <w:lang w:val="el-GR"/>
+        </w:rPr>
+        <w:t>.</w:t>
+      </w:r>
+      <w:proofErr w:type="spellStart"/>
+      <w:r>
+        <w:t>js</w:t>
+      </w:r>
+      <w:proofErr w:type="spellEnd"/>
+      <w:r>
+        <w:rPr>
+          <w:lang w:val="el-GR"/>
+        </w:rPr>
+        <w:t xml:space="preserve"> </w:t>
+      </w:r>
+      <w:r>
+        <w:rPr>
+          <w:lang w:val="el-GR"/>
+        </w:rPr>
+        <w:t xml:space="preserve">ως έχει με μόνο το </w:t>
+      </w:r>
+      <w:r>
+        <w:t>sequencer</w:t>
+      </w:r>
+      <w:r>
+        <w:rPr>
+          <w:lang w:val="el-GR"/>
+        </w:rPr>
+        <w:t>.</w:t>
+      </w:r>
+      <w:proofErr w:type="spellStart"/>
+      <w:r>
+        <w:t>js</w:t>
+      </w:r>
+      <w:proofErr w:type="spellEnd"/>
+      <w:r>
+        <w:rPr>
+          <w:lang w:val="el-GR"/>
+        </w:rPr>
+        <w:t xml:space="preserve"> </w:t>
+      </w:r>
+      <w:r>
+        <w:rPr>
+          <w:lang w:val="el-GR"/>
+        </w:rPr>
+        <w:t xml:space="preserve">ως βοηθητικό αρχείο και προσπαθήσαμε να το οργανώσουμε όσο καλύτερα γίνεται σε διακριτά τμήματα ακολουθώντας όσο γίνεται τη δομή του </w:t>
+      </w:r>
+      <w:r>
+        <w:t>UI</w:t>
+      </w:r>
+      <w:r>
+        <w:rPr>
+          <w:lang w:val="el-GR"/>
+        </w:rPr>
+        <w:t xml:space="preserve">. </w:t>
+      </w:r>
+      <w:r>
+        <w:rPr>
+          <w:lang w:val="el-GR"/>
+        </w:rPr>
+        <w:t xml:space="preserve"> </w:t>
+      </w:r>
+    </w:p>
+    <w:p>
+      <w:pPr>
+        <w:rPr>
+          <w:lang w:val="el-GR"/>
+        </w:rPr>
+      </w:pPr>
+    </w:p>
+    <w:p>
+      <w:pPr>
+        <w:rPr>
+          <w:lang w:val="el-GR"/>
+        </w:rPr>
+      </w:pPr>
+    </w:p>
     <w:sectPr>
       <w:pgSz w:w="11906" w:h="16838"/>
       <w:pgMar w:top="720" w:right="720" w:bottom="720" w:left="720" w:header="708" w:footer="708" w:gutter="0"/>

--- a/report.docx
+++ b/report.docx
@@ -8,7 +8,7 @@
         <w:rPr>
           <w:sz w:val="60"/>
           <w:szCs w:val="60"/>
-          <w:lang w:val="el-GR"/>
+          <w:lang w:val="en-US"/>
         </w:rPr>
       </w:pPr>
       <w:r>
@@ -17,7 +17,23 @@
           <w:szCs w:val="60"/>
           <w:lang w:val="el-GR"/>
         </w:rPr>
-        <w:t>Τεχνολογία Πολυμέσων</w:t>
+        <w:t>Τεχνολογία</w:t>
+      </w:r>
+      <w:r>
+        <w:rPr>
+          <w:sz w:val="60"/>
+          <w:szCs w:val="60"/>
+          <w:lang w:val="en-US"/>
+        </w:rPr>
+        <w:t xml:space="preserve"> </w:t>
+      </w:r>
+      <w:r>
+        <w:rPr>
+          <w:sz w:val="60"/>
+          <w:szCs w:val="60"/>
+          <w:lang w:val="el-GR"/>
+        </w:rPr>
+        <w:t>Πολυμέσων</w:t>
       </w:r>
     </w:p>
     <w:p>
@@ -26,7 +42,7 @@
         <w:rPr>
           <w:sz w:val="50"/>
           <w:szCs w:val="50"/>
-          <w:lang w:val="el-GR"/>
+          <w:lang w:val="en-US"/>
         </w:rPr>
       </w:pPr>
       <w:r>
@@ -43,7 +59,7 @@
         <w:rPr>
           <w:sz w:val="50"/>
           <w:szCs w:val="50"/>
-          <w:lang w:val="el-GR"/>
+          <w:lang w:val="en-US"/>
         </w:rPr>
       </w:pPr>
     </w:p>
@@ -358,15 +374,7 @@
         <w:t xml:space="preserve">: </w:t>
       </w:r>
       <w:r>
-        <w:t xml:space="preserve">To </w:t>
-      </w:r>
-      <w:proofErr w:type="spellStart"/>
-      <w:r>
-        <w:t>VSCode</w:t>
-      </w:r>
-      <w:proofErr w:type="spellEnd"/>
-      <w:r>
-        <w:t xml:space="preserve"> </w:t>
+        <w:t xml:space="preserve">To VSCode </w:t>
       </w:r>
       <w:r>
         <w:rPr>
@@ -485,11 +493,9 @@
         </w:rPr>
         <w:t xml:space="preserve">του </w:t>
       </w:r>
-      <w:proofErr w:type="spellStart"/>
       <w:r>
         <w:t>VSCode</w:t>
       </w:r>
-      <w:proofErr w:type="spellEnd"/>
       <w:r>
         <w:rPr>
           <w:lang w:val="el-GR"/>
@@ -879,13 +885,7 @@
         <w:rPr>
           <w:lang w:val="el-GR"/>
         </w:rPr>
-        <w:t xml:space="preserve"> 8000</w:t>
-      </w:r>
-      <w:r>
-        <w:rPr>
-          <w:lang w:val="el-GR"/>
-        </w:rPr>
-        <w:t xml:space="preserve"> </w:t>
+        <w:t xml:space="preserve"> 8000 </w:t>
       </w:r>
       <w:r>
         <w:rPr>
@@ -1074,11 +1074,9 @@
         </w:rPr>
         <w:t xml:space="preserve"> που χρησιμοποιείται είναι το </w:t>
       </w:r>
-      <w:proofErr w:type="spellStart"/>
       <w:r>
         <w:t>JSZip</w:t>
       </w:r>
-      <w:proofErr w:type="spellEnd"/>
       <w:r>
         <w:rPr>
           <w:lang w:val="el-GR"/>
@@ -1258,11 +1256,9 @@
         </w:rPr>
         <w:t xml:space="preserve">και ένα αρχείο </w:t>
       </w:r>
-      <w:proofErr w:type="spellStart"/>
       <w:r>
         <w:t>css</w:t>
       </w:r>
-      <w:proofErr w:type="spellEnd"/>
       <w:r>
         <w:rPr>
           <w:lang w:val="el-GR"/>
@@ -1278,11 +1274,9 @@
         </w:rPr>
         <w:t>.</w:t>
       </w:r>
-      <w:proofErr w:type="spellStart"/>
       <w:r>
         <w:t>css</w:t>
       </w:r>
-      <w:proofErr w:type="spellEnd"/>
       <w:r>
         <w:rPr>
           <w:lang w:val="el-GR"/>
@@ -1403,7 +1397,6 @@
         </w:rPr>
         <w:t>.</w:t>
       </w:r>
-      <w:proofErr w:type="spellStart"/>
       <w:r>
         <w:rPr>
           <w:b/>
@@ -1411,7 +1404,6 @@
         </w:rPr>
         <w:t>js</w:t>
       </w:r>
-      <w:proofErr w:type="spellEnd"/>
       <w:r>
         <w:rPr>
           <w:b/>
@@ -1501,7 +1493,6 @@
         </w:rPr>
         <w:t>.</w:t>
       </w:r>
-      <w:proofErr w:type="spellStart"/>
       <w:r>
         <w:rPr>
           <w:b/>
@@ -1509,7 +1500,6 @@
         </w:rPr>
         <w:t>js</w:t>
       </w:r>
-      <w:proofErr w:type="spellEnd"/>
       <w:r>
         <w:rPr>
           <w:b/>
@@ -1592,14 +1582,24 @@
         </w:rPr>
         <w:t xml:space="preserve">: </w:t>
       </w:r>
-      <w:proofErr w:type="spellStart"/>
-      <w:r>
-        <w:rPr>
-          <w:lang w:val="el-GR"/>
-        </w:rPr>
-        <w:t>Δημιουργέιται</w:t>
-      </w:r>
-      <w:proofErr w:type="spellEnd"/>
+      <w:r>
+        <w:rPr>
+          <w:lang w:val="el-GR"/>
+        </w:rPr>
+        <w:t>Δημιουργ</w:t>
+      </w:r>
+      <w:r>
+        <w:rPr>
+          <w:lang w:val="el-GR"/>
+        </w:rPr>
+        <w:t>εί</w:t>
+      </w:r>
+      <w:r>
+        <w:rPr>
+          <w:lang w:val="el-GR"/>
+        </w:rPr>
+        <w:t>ται</w:t>
+      </w:r>
       <w:r>
         <w:rPr>
           <w:lang w:val="el-GR"/>
@@ -1652,21 +1652,7 @@
         <w:rPr>
           <w:lang w:val="el-GR"/>
         </w:rPr>
-        <w:t xml:space="preserve">δηλώνονται οι βασικές </w:t>
-      </w:r>
-      <w:proofErr w:type="gramStart"/>
-      <w:r>
-        <w:rPr>
-          <w:lang w:val="el-GR"/>
-        </w:rPr>
-        <w:t>μεταβλητές  του</w:t>
-      </w:r>
-      <w:proofErr w:type="gramEnd"/>
-      <w:r>
-        <w:rPr>
-          <w:lang w:val="el-GR"/>
-        </w:rPr>
-        <w:t xml:space="preserve"> προγράμματος.</w:t>
+        <w:t>δηλώνονται οι βασικές μεταβλητές  του προγράμματος.</w:t>
       </w:r>
     </w:p>
     <w:p>
@@ -2229,11 +2215,9 @@
         </w:rPr>
         <w:t>.</w:t>
       </w:r>
-      <w:proofErr w:type="spellStart"/>
       <w:r>
         <w:t>js</w:t>
       </w:r>
-      <w:proofErr w:type="spellEnd"/>
       <w:r>
         <w:rPr>
           <w:lang w:val="el-GR"/>
@@ -2336,9 +2320,6 @@
         </w:rPr>
       </w:pPr>
       <w:r>
-        <w:t xml:space="preserve"> </w:t>
-      </w:r>
-      <w:r>
         <w:rPr>
           <w:b/>
           <w:bCs/>
@@ -2881,13 +2862,7 @@
         <w:rPr>
           <w:lang w:val="el-GR"/>
         </w:rPr>
-        <w:t xml:space="preserve">με όλα τα </w:t>
-      </w:r>
-      <w:r>
-        <w:rPr>
-          <w:lang w:val="el-GR"/>
-        </w:rPr>
-        <w:t xml:space="preserve">δεδομένα του </w:t>
+        <w:t xml:space="preserve">με όλα τα δεδομένα του </w:t>
       </w:r>
       <w:r>
         <w:t>project</w:t>
@@ -3491,50 +3466,6 @@
       </w:r>
       <w:r>
         <w:t xml:space="preserve">. </w:t>
-      </w:r>
-      <w:r>
-        <w:rPr>
-          <w:b/>
-          <w:bCs/>
-          <w:lang w:val="el-GR"/>
-        </w:rPr>
-        <w:t xml:space="preserve">Εμείς έχουμε και το </w:t>
-      </w:r>
-      <w:r>
-        <w:rPr>
-          <w:b/>
-          <w:bCs/>
-        </w:rPr>
-        <w:t>other</w:t>
-      </w:r>
-      <w:r>
-        <w:rPr>
-          <w:b/>
-          <w:bCs/>
-          <w:lang w:val="el-GR"/>
-        </w:rPr>
-        <w:t xml:space="preserve"> </w:t>
-      </w:r>
-      <w:r>
-        <w:rPr>
-          <w:b/>
-          <w:bCs/>
-        </w:rPr>
-        <w:t>samples</w:t>
-      </w:r>
-      <w:r>
-        <w:rPr>
-          <w:b/>
-          <w:bCs/>
-          <w:lang w:val="el-GR"/>
-        </w:rPr>
-        <w:t xml:space="preserve"> αλλά αυτό δεν θα είναι στο παραδοτέο. Η να είναι? Θέλω γνώμη</w:t>
-      </w:r>
-      <w:r>
-        <w:rPr>
-          <w:lang w:val="el-GR"/>
-        </w:rPr>
-        <w:t xml:space="preserve"> </w:t>
       </w:r>
     </w:p>
     <w:p>
@@ -3716,11 +3647,9 @@
         </w:rPr>
         <w:t xml:space="preserve">του </w:t>
       </w:r>
-      <w:proofErr w:type="spellStart"/>
       <w:r>
         <w:t>stackOverflow</w:t>
       </w:r>
-      <w:proofErr w:type="spellEnd"/>
       <w:r>
         <w:rPr>
           <w:lang w:val="el-GR"/>
@@ -3841,19 +3770,11 @@
         </w:rPr>
         <w:t xml:space="preserve"> </w:t>
       </w:r>
-      <w:proofErr w:type="spellStart"/>
-      <w:r>
-        <w:rPr>
-          <w:lang w:val="el-GR"/>
-        </w:rPr>
-        <w:t>κλπ</w:t>
-      </w:r>
-      <w:proofErr w:type="spellEnd"/>
-      <w:r>
-        <w:rPr>
-          <w:lang w:val="el-GR"/>
-        </w:rPr>
-        <w:t>).</w:t>
+      <w:r>
+        <w:rPr>
+          <w:lang w:val="el-GR"/>
+        </w:rPr>
+        <w:t>κλπ).</w:t>
       </w:r>
     </w:p>
     <w:p>
@@ -4328,11 +4249,9 @@
         </w:rPr>
         <w:t>.</w:t>
       </w:r>
-      <w:proofErr w:type="spellStart"/>
       <w:r>
         <w:t>js</w:t>
       </w:r>
-      <w:proofErr w:type="spellEnd"/>
       <w:r>
         <w:rPr>
           <w:lang w:val="el-GR"/>
@@ -4612,11 +4531,9 @@
         </w:rPr>
         <w:t xml:space="preserve">την ενσωμάτωση του </w:t>
       </w:r>
-      <w:proofErr w:type="spellStart"/>
       <w:r>
         <w:t>JSZip</w:t>
       </w:r>
-      <w:proofErr w:type="spellEnd"/>
       <w:r>
         <w:rPr>
           <w:lang w:val="el-GR"/>
@@ -4786,16 +4703,7 @@
           <w:sz w:val="28"/>
           <w:szCs w:val="28"/>
         </w:rPr>
-        <w:t xml:space="preserve"> </w:t>
-      </w:r>
-      <w:r>
-        <w:rPr>
-          <w:b/>
-          <w:bCs/>
-          <w:sz w:val="28"/>
-          <w:szCs w:val="28"/>
-        </w:rPr>
-        <w:t xml:space="preserve"> </w:t>
+        <w:t xml:space="preserve">  </w:t>
       </w:r>
     </w:p>
     <w:p>
@@ -4937,11 +4845,9 @@
         </w:rPr>
         <w:t xml:space="preserve">όπως η χρήση </w:t>
       </w:r>
-      <w:proofErr w:type="spellStart"/>
       <w:r>
         <w:t>indexedDB</w:t>
       </w:r>
-      <w:proofErr w:type="spellEnd"/>
       <w:r>
         <w:rPr>
           <w:lang w:val="el-GR"/>
@@ -5002,11 +4908,9 @@
         </w:rPr>
         <w:t xml:space="preserve">καταλήξαμε στη χρήση της βιβλιοθήκης </w:t>
       </w:r>
-      <w:proofErr w:type="spellStart"/>
       <w:r>
         <w:t>JSZip</w:t>
       </w:r>
-      <w:proofErr w:type="spellEnd"/>
       <w:r>
         <w:rPr>
           <w:lang w:val="el-GR"/>
@@ -5233,11 +5137,9 @@
         </w:rPr>
         <w:t>.</w:t>
       </w:r>
-      <w:proofErr w:type="spellStart"/>
       <w:r>
         <w:t>js</w:t>
       </w:r>
-      <w:proofErr w:type="spellEnd"/>
       <w:r>
         <w:rPr>
           <w:lang w:val="el-GR"/>
@@ -5266,7 +5168,19 @@
         <w:rPr>
           <w:lang w:val="el-GR"/>
         </w:rPr>
-        <w:t xml:space="preserve">κοινόχρηστων μεταβλητών δεν μπορούσε να πραγματοποιηθεί ουσιαστικός διαχωρισμός των λειτουργιών. Προέκυψαν προβλήματα όπως συναρτήσεις που χρειαζόντουσαν μεταβλητές από διαφορετικά αρχεία και </w:t>
+        <w:t>κοινόχρηστων μεταβλητών δεν μπορούσε να πραγματοποιηθεί ουσιαστικός διαχωρισμός των λειτουργιών. Προέκυψαν προβλήματα όπως συναρτήσεις που χρει</w:t>
+      </w:r>
+      <w:r>
+        <w:rPr>
+          <w:lang w:val="el-GR"/>
+        </w:rPr>
+        <w:t>άζονταν</w:t>
+      </w:r>
+      <w:r>
+        <w:rPr>
+          <w:lang w:val="el-GR"/>
+        </w:rPr>
+        <w:t xml:space="preserve"> μεταβλητές από διαφορετικά αρχεία και </w:t>
       </w:r>
       <w:r>
         <w:t>event</w:t>
@@ -5325,11 +5239,9 @@
         </w:rPr>
         <w:t>.</w:t>
       </w:r>
-      <w:proofErr w:type="spellStart"/>
       <w:r>
         <w:t>js</w:t>
       </w:r>
-      <w:proofErr w:type="spellEnd"/>
       <w:r>
         <w:rPr>
           <w:lang w:val="el-GR"/>
@@ -5351,11 +5263,9 @@
         </w:rPr>
         <w:t>.</w:t>
       </w:r>
-      <w:proofErr w:type="spellStart"/>
       <w:r>
         <w:t>js</w:t>
       </w:r>
-      <w:proofErr w:type="spellEnd"/>
       <w:r>
         <w:rPr>
           <w:lang w:val="el-GR"/>
@@ -6824,6 +6734,7 @@
   <w:style w:type="character" w:default="1" w:styleId="DefaultParagraphFont">
     <w:name w:val="Default Paragraph Font"/>
     <w:uiPriority w:val="1"/>
+    <w:semiHidden/>
     <w:unhideWhenUsed/>
   </w:style>
   <w:style w:type="table" w:default="1" w:styleId="TableNormal">
